--- a/memo.docx
+++ b/memo.docx
@@ -33,11 +33,6 @@
       </w:r>
     </w:p>
     <w:p>
-      <w:pPr>
-        <w:rPr>
-          <w:rFonts w:hint="eastAsia"/>
-        </w:rPr>
-      </w:pPr>
       <w:r>
         <w:rPr>
           <w:rFonts w:hint="eastAsia"/>
@@ -230,7 +225,13 @@
         <w:rPr>
           <w:rFonts w:hint="eastAsia"/>
         </w:rPr>
-        <w:t>パッケージを作るところまで考えている。</w:t>
+        <w:t>パッケージを作</w:t>
+      </w:r>
+      <w:r>
+        <w:rPr>
+          <w:rFonts w:hint="eastAsia"/>
+        </w:rPr>
+        <w:t>る形にしたい。</w:t>
       </w:r>
     </w:p>
     <w:p>
@@ -242,6 +243,7 @@
       <w:bookmarkStart w:id="0" w:name="_GoBack"/>
       <w:bookmarkEnd w:id="0"/>
     </w:p>
+    <w:p/>
     <w:sectPr>
       <w:pgSz w:w="11906" w:h="16838"/>
       <w:pgMar w:top="1985" w:right="1701" w:bottom="1701" w:left="1701" w:header="851" w:footer="992" w:gutter="0"/>

--- a/memo.docx
+++ b/memo.docx
@@ -235,15 +235,640 @@
       </w:r>
     </w:p>
     <w:p>
+      <w:r>
+        <w:rPr>
+          <w:rFonts w:hint="eastAsia"/>
+        </w:rPr>
+        <w:t>もう一つのソースフォルダーである</w:t>
+      </w:r>
+      <w:proofErr w:type="spellStart"/>
+      <w:r>
+        <w:rPr>
+          <w:rFonts w:hint="eastAsia"/>
+        </w:rPr>
+        <w:t>s</w:t>
+      </w:r>
+      <w:r>
+        <w:t>rc</w:t>
+      </w:r>
+      <w:proofErr w:type="spellEnd"/>
+      <w:r>
+        <w:t>/main/resources</w:t>
+      </w:r>
+      <w:r>
+        <w:rPr>
+          <w:rFonts w:hint="eastAsia"/>
+        </w:rPr>
+        <w:t>フォルダーのほうにはもともと</w:t>
+      </w:r>
+      <w:r>
+        <w:t>templates</w:t>
+      </w:r>
+      <w:r>
+        <w:rPr>
+          <w:rFonts w:hint="eastAsia"/>
+        </w:rPr>
+        <w:t>パッケージとs</w:t>
+      </w:r>
+      <w:r>
+        <w:t>tatic</w:t>
+      </w:r>
+      <w:r>
+        <w:rPr>
+          <w:rFonts w:hint="eastAsia"/>
+        </w:rPr>
+        <w:t>パッケージがあるけど、これについては今のところペッケージ構成を変えるつもりはない。今後煩雑になってきたらちゃんと分類するかもしれないけど。</w:t>
+      </w:r>
+    </w:p>
+    <w:p/>
+    <w:p>
+      <w:r>
+        <w:rPr>
+          <w:rFonts w:hint="eastAsia"/>
+        </w:rPr>
+        <w:t>とりあえず、各画面の</w:t>
+      </w:r>
+      <w:r>
+        <w:rPr>
+          <w:rFonts w:hint="eastAsia"/>
+        </w:rPr>
+        <w:t>ワイヤーフレームと画面遷移図は簡単に作ったから、それを元に各画面のh</w:t>
+      </w:r>
+      <w:r>
+        <w:t>tml</w:t>
+      </w:r>
+      <w:r>
+        <w:rPr>
+          <w:rFonts w:hint="eastAsia"/>
+        </w:rPr>
+        <w:t>だけ作ってしまいたい。画像を送るから、h</w:t>
+      </w:r>
+      <w:r>
+        <w:t>tml</w:t>
+      </w:r>
+      <w:r>
+        <w:rPr>
+          <w:rFonts w:hint="eastAsia"/>
+        </w:rPr>
+        <w:t>のひな型を書いてみてほしい。</w:t>
+      </w:r>
+      <w:proofErr w:type="spellStart"/>
+      <w:r>
+        <w:rPr>
+          <w:rFonts w:hint="eastAsia"/>
+        </w:rPr>
+        <w:t>css</w:t>
+      </w:r>
+      <w:proofErr w:type="spellEnd"/>
+      <w:r>
+        <w:rPr>
+          <w:rFonts w:hint="eastAsia"/>
+        </w:rPr>
+        <w:t>も簡単なものでよいから書いてほしい。デザインはいったん任せる。</w:t>
+      </w:r>
+    </w:p>
+    <w:p/>
+    <w:p>
+      <w:r>
+        <w:rPr>
+          <w:rFonts w:hint="eastAsia"/>
+        </w:rPr>
+        <w:t>ここまでで、疑問点とか詳細が必要な部分とかはある？</w:t>
+      </w:r>
+    </w:p>
+    <w:p/>
+    <w:p/>
+    <w:p/>
+    <w:p>
+      <w:proofErr w:type="spellStart"/>
+      <w:r>
+        <w:t>PageController</w:t>
+      </w:r>
+      <w:proofErr w:type="spellEnd"/>
+      <w:r>
+        <w:rPr>
+          <w:rFonts w:hint="eastAsia"/>
+        </w:rPr>
+        <w:t>を作って、それぞれのページを</w:t>
+      </w:r>
+      <w:proofErr w:type="spellStart"/>
+      <w:r>
+        <w:rPr>
+          <w:rFonts w:hint="eastAsia"/>
+        </w:rPr>
+        <w:t>u</w:t>
+      </w:r>
+      <w:r>
+        <w:t>rl</w:t>
+      </w:r>
+      <w:proofErr w:type="spellEnd"/>
+      <w:r>
+        <w:rPr>
+          <w:rFonts w:hint="eastAsia"/>
+        </w:rPr>
+        <w:t>から見ることができることを確認した。</w:t>
+      </w:r>
+    </w:p>
+    <w:p>
+      <w:r>
+        <w:rPr>
+          <w:rFonts w:hint="eastAsia"/>
+        </w:rPr>
+        <w:t>ログイン機能を作ろうと思って、</w:t>
+      </w:r>
+      <w:r>
+        <w:rPr>
+          <w:rFonts w:hint="eastAsia"/>
+        </w:rPr>
+        <w:t>いろいろやってみているのだけどうまくいかない。</w:t>
+      </w:r>
+    </w:p>
+    <w:p>
+      <w:r>
+        <w:rPr>
+          <w:rFonts w:hint="eastAsia"/>
+        </w:rPr>
+        <w:t>やったことを書き出してみる。</w:t>
+      </w:r>
+    </w:p>
+    <w:p>
+      <w:proofErr w:type="spellStart"/>
+      <w:r>
+        <w:rPr>
+          <w:rFonts w:hint="eastAsia"/>
+        </w:rPr>
+        <w:t>p</w:t>
+      </w:r>
+      <w:r>
+        <w:t>ostgreSQL</w:t>
+      </w:r>
+      <w:proofErr w:type="spellEnd"/>
+      <w:r>
+        <w:rPr>
+          <w:rFonts w:hint="eastAsia"/>
+        </w:rPr>
+        <w:t>で</w:t>
+      </w:r>
+      <w:proofErr w:type="spellStart"/>
+      <w:r>
+        <w:rPr>
+          <w:rFonts w:hint="eastAsia"/>
+        </w:rPr>
+        <w:t>F</w:t>
+      </w:r>
+      <w:r>
+        <w:t>Eapp</w:t>
+      </w:r>
+      <w:proofErr w:type="spellEnd"/>
+      <w:r>
+        <w:rPr>
+          <w:rFonts w:hint="eastAsia"/>
+        </w:rPr>
+        <w:t>というDBを作成して、u</w:t>
+      </w:r>
+      <w:r>
+        <w:t>sers</w:t>
+      </w:r>
+      <w:r>
+        <w:rPr>
+          <w:rFonts w:hint="eastAsia"/>
+        </w:rPr>
+        <w:t>とa</w:t>
+      </w:r>
+      <w:r>
+        <w:t>uthorities</w:t>
+      </w:r>
+      <w:r>
+        <w:rPr>
+          <w:rFonts w:hint="eastAsia"/>
+        </w:rPr>
+        <w:t>という二つのテーブルを作った。</w:t>
+      </w:r>
+    </w:p>
+    <w:p>
+      <w:r>
+        <w:rPr>
+          <w:rFonts w:hint="eastAsia"/>
+        </w:rPr>
+        <w:t>S</w:t>
+      </w:r>
+      <w:r>
+        <w:t>QL</w:t>
+      </w:r>
+      <w:r>
+        <w:rPr>
+          <w:rFonts w:hint="eastAsia"/>
+        </w:rPr>
+        <w:t>は以下の通り。</w:t>
+      </w:r>
+    </w:p>
+    <w:p/>
+    <w:p>
+      <w:r>
+        <w:rPr>
+          <w:rFonts w:hint="eastAsia"/>
+        </w:rPr>
+        <w:t>次に、S</w:t>
+      </w:r>
+      <w:r>
+        <w:t>pring</w:t>
+      </w:r>
+      <w:r>
+        <w:rPr>
+          <w:rFonts w:hint="eastAsia"/>
+        </w:rPr>
+        <w:t>スターターに新しい依存関係を追加した。</w:t>
+      </w:r>
+    </w:p>
+    <w:p>
+      <w:r>
+        <w:rPr>
+          <w:rFonts w:hint="eastAsia"/>
+        </w:rPr>
+        <w:t>S</w:t>
+      </w:r>
+      <w:r>
+        <w:t>pring Security</w:t>
+      </w:r>
+      <w:r>
+        <w:rPr>
+          <w:rFonts w:hint="eastAsia"/>
+        </w:rPr>
+        <w:t>というやつ。ちなみに今入れている依存関係は全部で8個で、S</w:t>
+      </w:r>
+      <w:r>
+        <w:t xml:space="preserve">pring Boot </w:t>
+      </w:r>
+      <w:proofErr w:type="spellStart"/>
+      <w:r>
+        <w:t>DevTools</w:t>
+      </w:r>
+      <w:proofErr w:type="spellEnd"/>
+      <w:r>
+        <w:rPr>
+          <w:rFonts w:hint="eastAsia"/>
+        </w:rPr>
+        <w:t>、S</w:t>
+      </w:r>
+      <w:r>
+        <w:t>pring web</w:t>
+      </w:r>
+      <w:r>
+        <w:rPr>
+          <w:rFonts w:hint="eastAsia"/>
+        </w:rPr>
+        <w:t>、L</w:t>
+      </w:r>
+      <w:r>
+        <w:t>ombok</w:t>
+      </w:r>
+      <w:r>
+        <w:rPr>
+          <w:rFonts w:hint="eastAsia"/>
+        </w:rPr>
+        <w:t>、</w:t>
+      </w:r>
+      <w:proofErr w:type="spellStart"/>
+      <w:r>
+        <w:rPr>
+          <w:rFonts w:hint="eastAsia"/>
+        </w:rPr>
+        <w:t>T</w:t>
+      </w:r>
+      <w:r>
+        <w:t>hymeleaf</w:t>
+      </w:r>
+      <w:proofErr w:type="spellEnd"/>
+      <w:r>
+        <w:rPr>
+          <w:rFonts w:hint="eastAsia"/>
+        </w:rPr>
+        <w:t>、</w:t>
+      </w:r>
+      <w:proofErr w:type="spellStart"/>
+      <w:r>
+        <w:rPr>
+          <w:rFonts w:hint="eastAsia"/>
+        </w:rPr>
+        <w:t>p</w:t>
+      </w:r>
+      <w:r>
+        <w:t>ostgreSQL</w:t>
+      </w:r>
+      <w:proofErr w:type="spellEnd"/>
+      <w:r>
+        <w:t xml:space="preserve"> Driver</w:t>
+      </w:r>
+      <w:r>
+        <w:rPr>
+          <w:rFonts w:hint="eastAsia"/>
+        </w:rPr>
+        <w:t>、S</w:t>
+      </w:r>
+      <w:r>
+        <w:t xml:space="preserve">pring </w:t>
+      </w:r>
+      <w:proofErr w:type="spellStart"/>
+      <w:r>
+        <w:t>DataJPA</w:t>
+      </w:r>
+      <w:proofErr w:type="spellEnd"/>
+      <w:r>
+        <w:rPr>
+          <w:rFonts w:hint="eastAsia"/>
+        </w:rPr>
+        <w:t>、V</w:t>
+      </w:r>
+      <w:r>
+        <w:t>alidation</w:t>
+      </w:r>
+      <w:r>
+        <w:rPr>
+          <w:rFonts w:hint="eastAsia"/>
+        </w:rPr>
+        <w:t>、S</w:t>
+      </w:r>
+      <w:r>
+        <w:t>pring Security</w:t>
+      </w:r>
+      <w:r>
+        <w:rPr>
+          <w:rFonts w:hint="eastAsia"/>
+        </w:rPr>
+        <w:t>。</w:t>
+      </w:r>
+    </w:p>
+    <w:p>
+      <w:r>
+        <w:rPr>
+          <w:rFonts w:hint="eastAsia"/>
+        </w:rPr>
+        <w:t>で、</w:t>
+      </w:r>
+      <w:proofErr w:type="spellStart"/>
+      <w:r>
+        <w:rPr>
+          <w:rFonts w:hint="eastAsia"/>
+        </w:rPr>
+        <w:t>F</w:t>
+      </w:r>
+      <w:r>
+        <w:t>EappSecurityConfig</w:t>
+      </w:r>
+      <w:proofErr w:type="spellEnd"/>
+      <w:r>
+        <w:rPr>
+          <w:rFonts w:hint="eastAsia"/>
+        </w:rPr>
+        <w:t>クラスを作って、以下の内容を記述した。</w:t>
+      </w:r>
+    </w:p>
+    <w:p>
       <w:pPr>
         <w:rPr>
           <w:rFonts w:hint="eastAsia"/>
         </w:rPr>
       </w:pPr>
+    </w:p>
+    <w:p>
+      <w:r>
+        <w:rPr>
+          <w:rFonts w:hint="eastAsia"/>
+        </w:rPr>
+        <w:t>次に</w:t>
+      </w:r>
+      <w:proofErr w:type="spellStart"/>
+      <w:r>
+        <w:rPr>
+          <w:rFonts w:hint="eastAsia"/>
+        </w:rPr>
+        <w:t>U</w:t>
+      </w:r>
+      <w:r>
+        <w:t>serController</w:t>
+      </w:r>
+      <w:proofErr w:type="spellEnd"/>
+      <w:r>
+        <w:rPr>
+          <w:rFonts w:hint="eastAsia"/>
+        </w:rPr>
+        <w:t>を作って、</w:t>
+      </w:r>
+    </w:p>
+    <w:p/>
+    <w:p>
+      <w:r>
+        <w:rPr>
+          <w:rFonts w:hint="eastAsia"/>
+        </w:rPr>
+        <w:lastRenderedPageBreak/>
+        <w:t>と書いた。</w:t>
+      </w:r>
+      <w:proofErr w:type="spellStart"/>
+      <w:r>
+        <w:rPr>
+          <w:rFonts w:hint="eastAsia"/>
+        </w:rPr>
+        <w:t>P</w:t>
+      </w:r>
+      <w:r>
+        <w:t>ageController</w:t>
+      </w:r>
+      <w:proofErr w:type="spellEnd"/>
+      <w:r>
+        <w:rPr>
+          <w:rFonts w:hint="eastAsia"/>
+        </w:rPr>
+        <w:t>のl</w:t>
+      </w:r>
+      <w:r>
+        <w:t>ogin</w:t>
+      </w:r>
+      <w:r>
+        <w:rPr>
+          <w:rFonts w:hint="eastAsia"/>
+        </w:rPr>
+        <w:t>とr</w:t>
+      </w:r>
+      <w:r>
+        <w:t>egister</w:t>
+      </w:r>
+      <w:r>
+        <w:rPr>
+          <w:rFonts w:hint="eastAsia"/>
+        </w:rPr>
+        <w:t>メソッドはコメントアウトしてある。</w:t>
+      </w:r>
+    </w:p>
+    <w:p>
+      <w:r>
+        <w:rPr>
+          <w:rFonts w:hint="eastAsia"/>
+        </w:rPr>
+        <w:t>最後にr</w:t>
+      </w:r>
+      <w:r>
+        <w:t>egister.html</w:t>
+      </w:r>
+      <w:r>
+        <w:rPr>
+          <w:rFonts w:hint="eastAsia"/>
+        </w:rPr>
+        <w:t>とl</w:t>
+      </w:r>
+      <w:r>
+        <w:t>ogin.html</w:t>
+      </w:r>
+      <w:r>
+        <w:rPr>
+          <w:rFonts w:hint="eastAsia"/>
+        </w:rPr>
+        <w:t>を次のように編集した。</w:t>
+      </w:r>
+    </w:p>
+    <w:p>
+      <w:pPr>
+        <w:rPr>
+          <w:rFonts w:hint="eastAsia"/>
+        </w:rPr>
+      </w:pPr>
+    </w:p>
+    <w:p>
+      <w:r>
+        <w:rPr>
+          <w:rFonts w:hint="eastAsia"/>
+        </w:rPr>
+        <w:t>ログインについてなのだけど、</w:t>
+      </w:r>
+      <w:r>
+        <w:rPr>
+          <w:rFonts w:hint="eastAsia"/>
+        </w:rPr>
+        <w:t>現時点だと、</w:t>
+      </w:r>
+      <w:proofErr w:type="spellStart"/>
+      <w:r>
+        <w:rPr>
+          <w:rFonts w:hint="eastAsia"/>
+        </w:rPr>
+        <w:t>u</w:t>
+      </w:r>
+      <w:r>
+        <w:t>rl</w:t>
+      </w:r>
+      <w:proofErr w:type="spellEnd"/>
+      <w:r>
+        <w:rPr>
+          <w:rFonts w:hint="eastAsia"/>
+        </w:rPr>
+        <w:t>の直打ちでt</w:t>
+      </w:r>
+      <w:r>
+        <w:t>itle</w:t>
+      </w:r>
+      <w:r>
+        <w:rPr>
+          <w:rFonts w:hint="eastAsia"/>
+        </w:rPr>
+        <w:t>とかq</w:t>
+      </w:r>
+      <w:r>
+        <w:t>uestions</w:t>
+      </w:r>
+      <w:r>
+        <w:rPr>
+          <w:rFonts w:hint="eastAsia"/>
+        </w:rPr>
+        <w:t>とかのいろいろなページに直接飛べるようになっている。これはなぜ？</w:t>
+      </w:r>
+      <w:proofErr w:type="spellStart"/>
+      <w:r>
+        <w:rPr>
+          <w:rFonts w:hint="eastAsia"/>
+        </w:rPr>
+        <w:t>F</w:t>
+      </w:r>
+      <w:r>
+        <w:t>EappSecurityConfig</w:t>
+      </w:r>
+      <w:proofErr w:type="spellEnd"/>
+      <w:r>
+        <w:rPr>
+          <w:rFonts w:hint="eastAsia"/>
+        </w:rPr>
+        <w:t>クラスで、ログインしていない状態だとほかのあらゆる画面に飛べないようになっていると思っていたのだけど</w:t>
+      </w:r>
+      <w:r>
+        <w:t>…</w:t>
+      </w:r>
+      <w:r>
+        <w:rPr>
+          <w:rFonts w:hint="eastAsia"/>
+        </w:rPr>
+        <w:t>。</w:t>
+      </w:r>
+    </w:p>
+    <w:p/>
+    <w:p>
+      <w:r>
+        <w:rPr>
+          <w:rFonts w:hint="eastAsia"/>
+        </w:rPr>
+        <w:t>ありがとう。ほかにもいくつか聞きたいことがある。</w:t>
+      </w:r>
+      <w:proofErr w:type="spellStart"/>
+      <w:r>
+        <w:rPr>
+          <w:rFonts w:hint="eastAsia"/>
+        </w:rPr>
+        <w:t>U</w:t>
+      </w:r>
+      <w:r>
+        <w:t>ser</w:t>
+      </w:r>
+      <w:r>
+        <w:t>Controller</w:t>
+      </w:r>
+      <w:proofErr w:type="spellEnd"/>
+      <w:r>
+        <w:rPr>
+          <w:rFonts w:hint="eastAsia"/>
+        </w:rPr>
+        <w:t>くらすの</w:t>
+      </w:r>
+      <w:proofErr w:type="spellStart"/>
+      <w:r>
+        <w:rPr>
+          <w:rFonts w:hint="eastAsia"/>
+        </w:rPr>
+        <w:t>r</w:t>
+      </w:r>
+      <w:r>
+        <w:t>egisterUser</w:t>
+      </w:r>
+      <w:proofErr w:type="spellEnd"/>
+      <w:r>
+        <w:rPr>
+          <w:rFonts w:hint="eastAsia"/>
+        </w:rPr>
+        <w:t>メソッドの戻り値についてなんだけど、これは何をしているの？詳しく教えてほしい。</w:t>
+      </w:r>
+    </w:p>
+    <w:p>
+      <w:pPr>
+        <w:rPr>
+          <w:rFonts w:hint="eastAsia"/>
+        </w:rPr>
+      </w:pPr>
+      <w:r>
+        <w:rPr>
+          <w:rFonts w:hint="eastAsia"/>
+        </w:rPr>
+        <w:t>それと、ログイン画面や新規登録画面でフィールドが空白のまま登録やログインをしようとすると「このフィールドを入力してください」と表示されるけど、これはどうやってやっているの？</w:t>
+      </w:r>
       <w:bookmarkStart w:id="0" w:name="_GoBack"/>
       <w:bookmarkEnd w:id="0"/>
     </w:p>
-    <w:p/>
     <w:sectPr>
       <w:pgSz w:w="11906" w:h="16838"/>
       <w:pgMar w:top="1985" w:right="1701" w:bottom="1701" w:left="1701" w:header="851" w:footer="992" w:gutter="0"/>

--- a/memo.docx
+++ b/memo.docx
@@ -623,13 +623,7 @@
         <w:t>クラスを作って、以下の内容を記述した。</w:t>
       </w:r>
     </w:p>
-    <w:p>
-      <w:pPr>
-        <w:rPr>
-          <w:rFonts w:hint="eastAsia"/>
-        </w:rPr>
-      </w:pPr>
-    </w:p>
+    <w:p/>
     <w:p>
       <w:r>
         <w:rPr>
@@ -726,148 +720,240 @@
         <w:t>を次のように編集した。</w:t>
       </w:r>
     </w:p>
+    <w:p/>
+    <w:p>
+      <w:r>
+        <w:rPr>
+          <w:rFonts w:hint="eastAsia"/>
+        </w:rPr>
+        <w:t>ログインについてなのだけど、</w:t>
+      </w:r>
+      <w:r>
+        <w:rPr>
+          <w:rFonts w:hint="eastAsia"/>
+        </w:rPr>
+        <w:t>現時点だと、</w:t>
+      </w:r>
+      <w:proofErr w:type="spellStart"/>
+      <w:r>
+        <w:rPr>
+          <w:rFonts w:hint="eastAsia"/>
+        </w:rPr>
+        <w:t>u</w:t>
+      </w:r>
+      <w:r>
+        <w:t>rl</w:t>
+      </w:r>
+      <w:proofErr w:type="spellEnd"/>
+      <w:r>
+        <w:rPr>
+          <w:rFonts w:hint="eastAsia"/>
+        </w:rPr>
+        <w:t>の直打ちでt</w:t>
+      </w:r>
+      <w:r>
+        <w:t>itle</w:t>
+      </w:r>
+      <w:r>
+        <w:rPr>
+          <w:rFonts w:hint="eastAsia"/>
+        </w:rPr>
+        <w:t>とかq</w:t>
+      </w:r>
+      <w:r>
+        <w:t>uestions</w:t>
+      </w:r>
+      <w:r>
+        <w:rPr>
+          <w:rFonts w:hint="eastAsia"/>
+        </w:rPr>
+        <w:t>とかのいろいろなページに直接飛べるようになっている。これはなぜ？</w:t>
+      </w:r>
+      <w:proofErr w:type="spellStart"/>
+      <w:r>
+        <w:rPr>
+          <w:rFonts w:hint="eastAsia"/>
+        </w:rPr>
+        <w:t>F</w:t>
+      </w:r>
+      <w:r>
+        <w:t>EappSecurityConfig</w:t>
+      </w:r>
+      <w:proofErr w:type="spellEnd"/>
+      <w:r>
+        <w:rPr>
+          <w:rFonts w:hint="eastAsia"/>
+        </w:rPr>
+        <w:t>クラスで、ログインしていない状態だとほかのあらゆる画面に飛べないようになっていると思っていたのだけど</w:t>
+      </w:r>
+      <w:r>
+        <w:t>…</w:t>
+      </w:r>
+      <w:r>
+        <w:rPr>
+          <w:rFonts w:hint="eastAsia"/>
+        </w:rPr>
+        <w:t>。</w:t>
+      </w:r>
+    </w:p>
+    <w:p/>
+    <w:p>
+      <w:r>
+        <w:rPr>
+          <w:rFonts w:hint="eastAsia"/>
+        </w:rPr>
+        <w:t>ありがとう。ほかにもいくつか聞きたいことがある。</w:t>
+      </w:r>
+      <w:proofErr w:type="spellStart"/>
+      <w:r>
+        <w:rPr>
+          <w:rFonts w:hint="eastAsia"/>
+        </w:rPr>
+        <w:t>U</w:t>
+      </w:r>
+      <w:r>
+        <w:t>ser</w:t>
+      </w:r>
+      <w:r>
+        <w:t>Controller</w:t>
+      </w:r>
+      <w:proofErr w:type="spellEnd"/>
+      <w:r>
+        <w:rPr>
+          <w:rFonts w:hint="eastAsia"/>
+        </w:rPr>
+        <w:t>くらすの</w:t>
+      </w:r>
+      <w:proofErr w:type="spellStart"/>
+      <w:r>
+        <w:rPr>
+          <w:rFonts w:hint="eastAsia"/>
+        </w:rPr>
+        <w:t>r</w:t>
+      </w:r>
+      <w:r>
+        <w:t>egisterUser</w:t>
+      </w:r>
+      <w:proofErr w:type="spellEnd"/>
+      <w:r>
+        <w:rPr>
+          <w:rFonts w:hint="eastAsia"/>
+        </w:rPr>
+        <w:t>メソッドの戻り値についてなんだけど、これは何をしているの？詳しく教えてほしい。</w:t>
+      </w:r>
+    </w:p>
+    <w:p>
+      <w:r>
+        <w:rPr>
+          <w:rFonts w:hint="eastAsia"/>
+        </w:rPr>
+        <w:t>それと、ログイン画面や新規登録画面でフィールドが空白のまま登録やログインをしようとすると「このフィールドを入力してください」と表示されるけど、これはどうやってやっているの？</w:t>
+      </w:r>
+    </w:p>
+    <w:p/>
+    <w:p/>
     <w:p>
       <w:pPr>
         <w:rPr>
           <w:rFonts w:hint="eastAsia"/>
         </w:rPr>
       </w:pPr>
-    </w:p>
-    <w:p>
-      <w:r>
-        <w:rPr>
-          <w:rFonts w:hint="eastAsia"/>
-        </w:rPr>
-        <w:t>ログインについてなのだけど、</w:t>
-      </w:r>
-      <w:r>
-        <w:rPr>
-          <w:rFonts w:hint="eastAsia"/>
-        </w:rPr>
-        <w:t>現時点だと、</w:t>
-      </w:r>
-      <w:proofErr w:type="spellStart"/>
-      <w:r>
-        <w:rPr>
-          <w:rFonts w:hint="eastAsia"/>
-        </w:rPr>
-        <w:t>u</w:t>
-      </w:r>
-      <w:r>
-        <w:t>rl</w:t>
-      </w:r>
-      <w:proofErr w:type="spellEnd"/>
-      <w:r>
-        <w:rPr>
-          <w:rFonts w:hint="eastAsia"/>
-        </w:rPr>
-        <w:t>の直打ちでt</w:t>
-      </w:r>
-      <w:r>
-        <w:t>itle</w:t>
-      </w:r>
-      <w:r>
-        <w:rPr>
-          <w:rFonts w:hint="eastAsia"/>
-        </w:rPr>
-        <w:t>とかq</w:t>
-      </w:r>
-      <w:r>
-        <w:t>uestions</w:t>
-      </w:r>
-      <w:r>
-        <w:rPr>
-          <w:rFonts w:hint="eastAsia"/>
-        </w:rPr>
-        <w:t>とかのいろいろなページに直接飛べるようになっている。これはなぜ？</w:t>
-      </w:r>
-      <w:proofErr w:type="spellStart"/>
-      <w:r>
-        <w:rPr>
-          <w:rFonts w:hint="eastAsia"/>
-        </w:rPr>
-        <w:t>F</w:t>
-      </w:r>
-      <w:r>
-        <w:t>EappSecurityConfig</w:t>
-      </w:r>
-      <w:proofErr w:type="spellEnd"/>
-      <w:r>
-        <w:rPr>
-          <w:rFonts w:hint="eastAsia"/>
-        </w:rPr>
-        <w:t>クラスで、ログインしていない状態だとほかのあらゆる画面に飛べないようになっていると思っていたのだけど</w:t>
-      </w:r>
-      <w:r>
-        <w:t>…</w:t>
-      </w:r>
-      <w:r>
-        <w:rPr>
-          <w:rFonts w:hint="eastAsia"/>
-        </w:rPr>
-        <w:t>。</w:t>
+      <w:r>
+        <w:rPr>
+          <w:rFonts w:hint="eastAsia"/>
+        </w:rPr>
+        <w:t>今S</w:t>
+      </w:r>
+      <w:r>
+        <w:t>pring Boot</w:t>
+      </w:r>
+      <w:r>
+        <w:rPr>
+          <w:rFonts w:hint="eastAsia"/>
+        </w:rPr>
+        <w:t>で作っているw</w:t>
+      </w:r>
+      <w:r>
+        <w:t>eb</w:t>
+      </w:r>
+      <w:r>
+        <w:rPr>
+          <w:rFonts w:hint="eastAsia"/>
+        </w:rPr>
+        <w:t>アプリケーションを</w:t>
+      </w:r>
+      <w:proofErr w:type="spellStart"/>
+      <w:r>
+        <w:rPr>
+          <w:rFonts w:hint="eastAsia"/>
+        </w:rPr>
+        <w:t>g</w:t>
+      </w:r>
+      <w:r>
+        <w:t>ithub</w:t>
+      </w:r>
+      <w:proofErr w:type="spellEnd"/>
+      <w:r>
+        <w:rPr>
+          <w:rFonts w:hint="eastAsia"/>
+        </w:rPr>
+        <w:t>でバージョン管理したいのだけど、やるべきことを教えてほしい。まだ</w:t>
+      </w:r>
+      <w:proofErr w:type="spellStart"/>
+      <w:r>
+        <w:rPr>
+          <w:rFonts w:hint="eastAsia"/>
+        </w:rPr>
+        <w:t>g</w:t>
+      </w:r>
+      <w:r>
+        <w:t>ithub</w:t>
+      </w:r>
+      <w:proofErr w:type="spellEnd"/>
+      <w:r>
+        <w:rPr>
+          <w:rFonts w:hint="eastAsia"/>
+        </w:rPr>
+        <w:t>もg</w:t>
+      </w:r>
+      <w:r>
+        <w:t>it</w:t>
+      </w:r>
+      <w:r>
+        <w:rPr>
+          <w:rFonts w:hint="eastAsia"/>
+        </w:rPr>
+        <w:t>も何もしてない。</w:t>
+      </w:r>
+      <w:r>
+        <w:t>Eclipse</w:t>
+      </w:r>
+      <w:r>
+        <w:rPr>
+          <w:rFonts w:hint="eastAsia"/>
+        </w:rPr>
+        <w:t>で作業してるだけ。</w:t>
       </w:r>
     </w:p>
     <w:p/>
     <w:p>
-      <w:r>
-        <w:rPr>
-          <w:rFonts w:hint="eastAsia"/>
-        </w:rPr>
-        <w:t>ありがとう。ほかにもいくつか聞きたいことがある。</w:t>
-      </w:r>
-      <w:proofErr w:type="spellStart"/>
-      <w:r>
-        <w:rPr>
-          <w:rFonts w:hint="eastAsia"/>
-        </w:rPr>
-        <w:t>U</w:t>
-      </w:r>
-      <w:r>
-        <w:t>ser</w:t>
-      </w:r>
-      <w:r>
-        <w:t>Controller</w:t>
-      </w:r>
-      <w:proofErr w:type="spellEnd"/>
-      <w:r>
-        <w:rPr>
-          <w:rFonts w:hint="eastAsia"/>
-        </w:rPr>
-        <w:t>くらすの</w:t>
-      </w:r>
-      <w:proofErr w:type="spellStart"/>
-      <w:r>
-        <w:rPr>
-          <w:rFonts w:hint="eastAsia"/>
-        </w:rPr>
-        <w:t>r</w:t>
-      </w:r>
-      <w:r>
-        <w:t>egisterUser</w:t>
-      </w:r>
-      <w:proofErr w:type="spellEnd"/>
-      <w:r>
-        <w:rPr>
-          <w:rFonts w:hint="eastAsia"/>
-        </w:rPr>
-        <w:t>メソッドの戻り値についてなんだけど、これは何をしているの？詳しく教えてほしい。</w:t>
-      </w:r>
-    </w:p>
-    <w:p>
-      <w:pPr>
-        <w:rPr>
-          <w:rFonts w:hint="eastAsia"/>
-        </w:rPr>
-      </w:pPr>
-      <w:r>
-        <w:rPr>
-          <w:rFonts w:hint="eastAsia"/>
-        </w:rPr>
-        <w:t>それと、ログイン画面や新規登録画面でフィールドが空白のまま登録やログインをしようとすると「このフィールドを入力してください」と表示されるけど、これはどうやってやっているの？</w:t>
-      </w:r>
       <w:bookmarkStart w:id="0" w:name="_GoBack"/>
       <w:bookmarkEnd w:id="0"/>
+    </w:p>
+    <w:p/>
+    <w:p>
+      <w:pPr>
+        <w:rPr>
+          <w:rFonts w:hint="eastAsia"/>
+        </w:rPr>
+      </w:pPr>
+    </w:p>
+    <w:p>
+      <w:pPr>
+        <w:rPr>
+          <w:rFonts w:hint="eastAsia"/>
+        </w:rPr>
+      </w:pPr>
     </w:p>
     <w:sectPr>
       <w:pgSz w:w="11906" w:h="16838"/>
